--- a/resources/class19/course-selection.docx
+++ b/resources/class19/course-selection.docx
@@ -1,6 +1,6 @@
 
 <file path=word/document.xml><?xml version="1.0" encoding="utf-8"?>
-<w:document xmlns:wpc="http://schemas.microsoft.com/office/word/2010/wordprocessingCanvas" xmlns:cx="http://schemas.microsoft.com/office/drawing/2014/chartex" xmlns:cx1="http://schemas.microsoft.com/office/drawing/2015/9/8/chartex" xmlns:cx2="http://schemas.microsoft.com/office/drawing/2015/10/21/chartex" xmlns:cx3="http://schemas.microsoft.com/office/drawing/2016/5/9/chartex" xmlns:cx4="http://schemas.microsoft.com/office/drawing/2016/5/10/chartex" xmlns:cx5="http://schemas.microsoft.com/office/drawing/2016/5/11/chartex" xmlns:cx6="http://schemas.microsoft.com/office/drawing/2016/5/12/chartex" xmlns:cx7="http://schemas.microsoft.com/office/drawing/2016/5/13/chartex" xmlns:cx8="http://schemas.microsoft.com/office/drawing/2016/5/14/chartex" xmlns:mc="http://schemas.openxmlformats.org/markup-compatibility/2006" xmlns:aink="http://schemas.microsoft.com/office/drawing/2016/ink" xmlns:am3d="http://schemas.microsoft.com/office/drawing/2017/model3d" xmlns:o="urn:schemas-microsoft-com:office:office" xmlns:oel="http://schemas.microsoft.com/office/2019/extlst" xmlns:r="http://schemas.openxmlformats.org/officeDocument/2006/relationships" xmlns:m="http://schemas.openxmlformats.org/officeDocument/2006/math" xmlns:v="urn:schemas-microsoft-com:vml" xmlns:wp14="http://schemas.microsoft.com/office/word/2010/wordprocessingDrawing" xmlns:wp="http://schemas.openxmlformats.org/drawingml/2006/wordprocessingDrawing" xmlns:w10="urn:schemas-microsoft-com:office:word" xmlns:w="http://schemas.openxmlformats.org/wordprocessingml/2006/main" xmlns:w14="http://schemas.microsoft.com/office/word/2010/wordml" xmlns:w15="http://schemas.microsoft.com/office/word/2012/wordml" xmlns:w16cex="http://schemas.microsoft.com/office/word/2018/wordml/cex" xmlns:w16cid="http://schemas.microsoft.com/office/word/2016/wordml/cid" xmlns:w16="http://schemas.microsoft.com/office/word/2018/wordml" xmlns:w16sdtdh="http://schemas.microsoft.com/office/word/2020/wordml/sdtdatahash" xmlns:w16se="http://schemas.microsoft.com/office/word/2015/wordml/symex" xmlns:wpg="http://schemas.microsoft.com/office/word/2010/wordprocessingGroup" xmlns:wpi="http://schemas.microsoft.com/office/word/2010/wordprocessingInk" xmlns:wne="http://schemas.microsoft.com/office/word/2006/wordml" xmlns:wps="http://schemas.microsoft.com/office/word/2010/wordprocessingShape" mc:Ignorable="w14 w15 w16se w16cid w16 w16cex w16sdtdh wp14">
+<w:document xmlns:wpc="http://schemas.microsoft.com/office/word/2010/wordprocessingCanvas" xmlns:cx="http://schemas.microsoft.com/office/drawing/2014/chartex" xmlns:cx1="http://schemas.microsoft.com/office/drawing/2015/9/8/chartex" xmlns:cx2="http://schemas.microsoft.com/office/drawing/2015/10/21/chartex" xmlns:cx3="http://schemas.microsoft.com/office/drawing/2016/5/9/chartex" xmlns:cx4="http://schemas.microsoft.com/office/drawing/2016/5/10/chartex" xmlns:cx5="http://schemas.microsoft.com/office/drawing/2016/5/11/chartex" xmlns:cx6="http://schemas.microsoft.com/office/drawing/2016/5/12/chartex" xmlns:cx7="http://schemas.microsoft.com/office/drawing/2016/5/13/chartex" xmlns:cx8="http://schemas.microsoft.com/office/drawing/2016/5/14/chartex" xmlns:mc="http://schemas.openxmlformats.org/markup-compatibility/2006" xmlns:aink="http://schemas.microsoft.com/office/drawing/2016/ink" xmlns:am3d="http://schemas.microsoft.com/office/drawing/2017/model3d" xmlns:o="urn:schemas-microsoft-com:office:office" xmlns:oel="http://schemas.microsoft.com/office/2019/extlst" xmlns:r="http://schemas.openxmlformats.org/officeDocument/2006/relationships" xmlns:m="http://schemas.openxmlformats.org/officeDocument/2006/math" xmlns:v="urn:schemas-microsoft-com:vml" xmlns:wp14="http://schemas.microsoft.com/office/word/2010/wordprocessingDrawing" xmlns:wp="http://schemas.openxmlformats.org/drawingml/2006/wordprocessingDrawing" xmlns:w10="urn:schemas-microsoft-com:office:word" xmlns:w="http://schemas.openxmlformats.org/wordprocessingml/2006/main" xmlns:w14="http://schemas.microsoft.com/office/word/2010/wordml" xmlns:w15="http://schemas.microsoft.com/office/word/2012/wordml" xmlns:w16cex="http://schemas.microsoft.com/office/word/2018/wordml/cex" xmlns:w16cid="http://schemas.microsoft.com/office/word/2016/wordml/cid" xmlns:w16="http://schemas.microsoft.com/office/word/2018/wordml" xmlns:w16du="http://schemas.microsoft.com/office/word/2023/wordml/word16du" xmlns:w16sdtdh="http://schemas.microsoft.com/office/word/2020/wordml/sdtdatahash" xmlns:w16sdtfl="http://schemas.microsoft.com/office/word/2024/wordml/sdtformatlock" xmlns:w16se="http://schemas.microsoft.com/office/word/2015/wordml/symex" xmlns:wpg="http://schemas.microsoft.com/office/word/2010/wordprocessingGroup" xmlns:wpi="http://schemas.microsoft.com/office/word/2010/wordprocessingInk" xmlns:wne="http://schemas.microsoft.com/office/word/2006/wordml" xmlns:wps="http://schemas.microsoft.com/office/word/2010/wordprocessingShape" mc:Ignorable="w14 w15 w16se w16cid w16 w16cex w16sdtdh w16sdtfl w16du wp14">
   <w:body>
     <w:p>
       <w:r>
@@ -32,7 +32,16 @@
         <w:spacing w:after="0"/>
       </w:pPr>
       <w:r>
-        <w:t>Course Selection Period: 9 am Mon, Oct 30 – 4 pm Wed, Nov 1</w:t>
+        <w:t xml:space="preserve">Course Selection Period: 9 am Mon, </w:t>
+      </w:r>
+      <w:r>
+        <w:t>Nov 3</w:t>
+      </w:r>
+      <w:r>
+        <w:t xml:space="preserve"> – 4 pm Wed, Nov </w:t>
+      </w:r>
+      <w:r>
+        <w:t>5</w:t>
       </w:r>
     </w:p>
     <w:p>
@@ -44,7 +53,10 @@
         <w:spacing w:after="0"/>
       </w:pPr>
       <w:r>
-        <w:t>Priority Major Declaration Deadline: Monday, October 23</w:t>
+        <w:t>Priority Major Declaration Deadline: Monday, October 2</w:t>
+      </w:r>
+      <w:r>
+        <w:t>7</w:t>
       </w:r>
     </w:p>
     <w:p>
@@ -56,7 +68,10 @@
         <w:spacing w:after="0"/>
       </w:pPr>
       <w:r>
-        <w:t>Start Major Declaration Process by: Monday, October 16</w:t>
+        <w:t xml:space="preserve">Start Major Declaration Process by: Monday, October </w:t>
+      </w:r>
+      <w:r>
+        <w:t>20</w:t>
       </w:r>
     </w:p>
     <w:p>
@@ -120,11 +135,31 @@
         <w:t xml:space="preserve"> (See </w:t>
       </w:r>
       <w:hyperlink r:id="rId6" w:history="1">
+        <w:proofErr w:type="spellStart"/>
         <w:r>
           <w:rPr>
             <w:rStyle w:val="Hyperlink"/>
           </w:rPr>
-          <w:t>prioities page</w:t>
+          <w:t>pr</w:t>
+        </w:r>
+        <w:r>
+          <w:rPr>
+            <w:rStyle w:val="Hyperlink"/>
+          </w:rPr>
+          <w:t>i</w:t>
+        </w:r>
+        <w:r>
+          <w:rPr>
+            <w:rStyle w:val="Hyperlink"/>
+          </w:rPr>
+          <w:t>oities</w:t>
+        </w:r>
+        <w:proofErr w:type="spellEnd"/>
+        <w:r>
+          <w:rPr>
+            <w:rStyle w:val="Hyperlink"/>
+          </w:rPr>
+          <w:t xml:space="preserve"> page</w:t>
         </w:r>
       </w:hyperlink>
       <w:r>
@@ -244,7 +279,13 @@
         </w:numPr>
       </w:pPr>
       <w:r>
-        <w:t>The process takes about a week, so start by Monday, October 16.</w:t>
+        <w:t xml:space="preserve">The process takes about a week, so start by Monday, October </w:t>
+      </w:r>
+      <w:r>
+        <w:t>20</w:t>
+      </w:r>
+      <w:r>
+        <w:t>.</w:t>
       </w:r>
     </w:p>
     <w:p>
@@ -298,10 +339,18 @@
         <w:t>DATA180 is important for data analytics</w:t>
       </w:r>
       <w:r>
-        <w:t xml:space="preserve"> and useful for computer science,</w:t>
-      </w:r>
-      <w:r>
-        <w:t xml:space="preserve"> but doesn't count towards the computer science major.</w:t>
+        <w:t xml:space="preserve"> and useful for computer </w:t>
+      </w:r>
+      <w:proofErr w:type="gramStart"/>
+      <w:r>
+        <w:t>science,</w:t>
+      </w:r>
+      <w:r>
+        <w:t xml:space="preserve"> but</w:t>
+      </w:r>
+      <w:proofErr w:type="gramEnd"/>
+      <w:r>
+        <w:t xml:space="preserve"> doesn't count towards the computer science major.</w:t>
       </w:r>
       <w:r>
         <w:rPr>
@@ -326,7 +375,7 @@
 </file>
 
 <file path=word/numbering.xml><?xml version="1.0" encoding="utf-8"?>
-<w:numbering xmlns:wpc="http://schemas.microsoft.com/office/word/2010/wordprocessingCanvas" xmlns:cx="http://schemas.microsoft.com/office/drawing/2014/chartex" xmlns:cx1="http://schemas.microsoft.com/office/drawing/2015/9/8/chartex" xmlns:cx2="http://schemas.microsoft.com/office/drawing/2015/10/21/chartex" xmlns:cx3="http://schemas.microsoft.com/office/drawing/2016/5/9/chartex" xmlns:cx4="http://schemas.microsoft.com/office/drawing/2016/5/10/chartex" xmlns:cx5="http://schemas.microsoft.com/office/drawing/2016/5/11/chartex" xmlns:cx6="http://schemas.microsoft.com/office/drawing/2016/5/12/chartex" xmlns:cx7="http://schemas.microsoft.com/office/drawing/2016/5/13/chartex" xmlns:cx8="http://schemas.microsoft.com/office/drawing/2016/5/14/chartex" xmlns:mc="http://schemas.openxmlformats.org/markup-compatibility/2006" xmlns:aink="http://schemas.microsoft.com/office/drawing/2016/ink" xmlns:am3d="http://schemas.microsoft.com/office/drawing/2017/model3d" xmlns:o="urn:schemas-microsoft-com:office:office" xmlns:oel="http://schemas.microsoft.com/office/2019/extlst" xmlns:r="http://schemas.openxmlformats.org/officeDocument/2006/relationships" xmlns:m="http://schemas.openxmlformats.org/officeDocument/2006/math" xmlns:v="urn:schemas-microsoft-com:vml" xmlns:wp14="http://schemas.microsoft.com/office/word/2010/wordprocessingDrawing" xmlns:wp="http://schemas.openxmlformats.org/drawingml/2006/wordprocessingDrawing" xmlns:w10="urn:schemas-microsoft-com:office:word" xmlns:w="http://schemas.openxmlformats.org/wordprocessingml/2006/main" xmlns:w14="http://schemas.microsoft.com/office/word/2010/wordml" xmlns:w15="http://schemas.microsoft.com/office/word/2012/wordml" xmlns:w16cex="http://schemas.microsoft.com/office/word/2018/wordml/cex" xmlns:w16cid="http://schemas.microsoft.com/office/word/2016/wordml/cid" xmlns:w16="http://schemas.microsoft.com/office/word/2018/wordml" xmlns:w16sdtdh="http://schemas.microsoft.com/office/word/2020/wordml/sdtdatahash" xmlns:w16se="http://schemas.microsoft.com/office/word/2015/wordml/symex" xmlns:wpg="http://schemas.microsoft.com/office/word/2010/wordprocessingGroup" xmlns:wpi="http://schemas.microsoft.com/office/word/2010/wordprocessingInk" xmlns:wne="http://schemas.microsoft.com/office/word/2006/wordml" xmlns:wps="http://schemas.microsoft.com/office/word/2010/wordprocessingShape" mc:Ignorable="w14 w15 w16se w16cid w16 w16cex w16sdtdh wp14">
+<w:numbering xmlns:wpc="http://schemas.microsoft.com/office/word/2010/wordprocessingCanvas" xmlns:cx="http://schemas.microsoft.com/office/drawing/2014/chartex" xmlns:cx1="http://schemas.microsoft.com/office/drawing/2015/9/8/chartex" xmlns:cx2="http://schemas.microsoft.com/office/drawing/2015/10/21/chartex" xmlns:cx3="http://schemas.microsoft.com/office/drawing/2016/5/9/chartex" xmlns:cx4="http://schemas.microsoft.com/office/drawing/2016/5/10/chartex" xmlns:cx5="http://schemas.microsoft.com/office/drawing/2016/5/11/chartex" xmlns:cx6="http://schemas.microsoft.com/office/drawing/2016/5/12/chartex" xmlns:cx7="http://schemas.microsoft.com/office/drawing/2016/5/13/chartex" xmlns:cx8="http://schemas.microsoft.com/office/drawing/2016/5/14/chartex" xmlns:mc="http://schemas.openxmlformats.org/markup-compatibility/2006" xmlns:aink="http://schemas.microsoft.com/office/drawing/2016/ink" xmlns:am3d="http://schemas.microsoft.com/office/drawing/2017/model3d" xmlns:o="urn:schemas-microsoft-com:office:office" xmlns:oel="http://schemas.microsoft.com/office/2019/extlst" xmlns:r="http://schemas.openxmlformats.org/officeDocument/2006/relationships" xmlns:m="http://schemas.openxmlformats.org/officeDocument/2006/math" xmlns:v="urn:schemas-microsoft-com:vml" xmlns:wp14="http://schemas.microsoft.com/office/word/2010/wordprocessingDrawing" xmlns:wp="http://schemas.openxmlformats.org/drawingml/2006/wordprocessingDrawing" xmlns:w10="urn:schemas-microsoft-com:office:word" xmlns:w="http://schemas.openxmlformats.org/wordprocessingml/2006/main" xmlns:w14="http://schemas.microsoft.com/office/word/2010/wordml" xmlns:w15="http://schemas.microsoft.com/office/word/2012/wordml" xmlns:w16cex="http://schemas.microsoft.com/office/word/2018/wordml/cex" xmlns:w16cid="http://schemas.microsoft.com/office/word/2016/wordml/cid" xmlns:w16="http://schemas.microsoft.com/office/word/2018/wordml" xmlns:w16du="http://schemas.microsoft.com/office/word/2023/wordml/word16du" xmlns:w16sdtdh="http://schemas.microsoft.com/office/word/2020/wordml/sdtdatahash" xmlns:w16sdtfl="http://schemas.microsoft.com/office/word/2024/wordml/sdtformatlock" xmlns:w16se="http://schemas.microsoft.com/office/word/2015/wordml/symex" xmlns:wpg="http://schemas.microsoft.com/office/word/2010/wordprocessingGroup" xmlns:wpi="http://schemas.microsoft.com/office/word/2010/wordprocessingInk" xmlns:wne="http://schemas.microsoft.com/office/word/2006/wordml" xmlns:wps="http://schemas.microsoft.com/office/word/2010/wordprocessingShape" mc:Ignorable="w14 w15 w16se w16cid w16 w16cex w16sdtdh w16sdtfl w16du wp14">
   <w:abstractNum w:abstractNumId="0" w15:restartNumberingAfterBreak="0">
     <w:nsid w:val="011B09D2"/>
     <w:multiLevelType w:val="multilevel"/>
@@ -1059,7 +1108,7 @@
 </file>
 
 <file path=word/styles.xml><?xml version="1.0" encoding="utf-8"?>
-<w:styles xmlns:mc="http://schemas.openxmlformats.org/markup-compatibility/2006" xmlns:r="http://schemas.openxmlformats.org/officeDocument/2006/relationships" xmlns:w="http://schemas.openxmlformats.org/wordprocessingml/2006/main" xmlns:w14="http://schemas.microsoft.com/office/word/2010/wordml" xmlns:w15="http://schemas.microsoft.com/office/word/2012/wordml" xmlns:w16cex="http://schemas.microsoft.com/office/word/2018/wordml/cex" xmlns:w16cid="http://schemas.microsoft.com/office/word/2016/wordml/cid" xmlns:w16="http://schemas.microsoft.com/office/word/2018/wordml" xmlns:w16sdtdh="http://schemas.microsoft.com/office/word/2020/wordml/sdtdatahash" xmlns:w16se="http://schemas.microsoft.com/office/word/2015/wordml/symex" mc:Ignorable="w14 w15 w16se w16cid w16 w16cex w16sdtdh">
+<w:styles xmlns:mc="http://schemas.openxmlformats.org/markup-compatibility/2006" xmlns:r="http://schemas.openxmlformats.org/officeDocument/2006/relationships" xmlns:w="http://schemas.openxmlformats.org/wordprocessingml/2006/main" xmlns:w14="http://schemas.microsoft.com/office/word/2010/wordml" xmlns:w15="http://schemas.microsoft.com/office/word/2012/wordml" xmlns:w16cex="http://schemas.microsoft.com/office/word/2018/wordml/cex" xmlns:w16cid="http://schemas.microsoft.com/office/word/2016/wordml/cid" xmlns:w16="http://schemas.microsoft.com/office/word/2018/wordml" xmlns:w16du="http://schemas.microsoft.com/office/word/2023/wordml/word16du" xmlns:w16sdtdh="http://schemas.microsoft.com/office/word/2020/wordml/sdtdatahash" xmlns:w16sdtfl="http://schemas.microsoft.com/office/word/2024/wordml/sdtformatlock" xmlns:w16se="http://schemas.microsoft.com/office/word/2015/wordml/symex" mc:Ignorable="w14 w15 w16se w16cid w16 w16cex w16sdtdh w16sdtfl w16du">
   <w:docDefaults>
     <w:rPrDefault>
       <w:rPr>
@@ -1509,6 +1558,18 @@
       <w:shd w:val="clear" w:color="auto" w:fill="E1DFDD"/>
     </w:rPr>
   </w:style>
+  <w:style w:type="character" w:styleId="FollowedHyperlink">
+    <w:name w:val="FollowedHyperlink"/>
+    <w:basedOn w:val="DefaultParagraphFont"/>
+    <w:uiPriority w:val="99"/>
+    <w:semiHidden/>
+    <w:unhideWhenUsed/>
+    <w:rsid w:val="00CE371F"/>
+    <w:rPr>
+      <w:color w:val="954F72" w:themeColor="followedHyperlink"/>
+      <w:u w:val="single"/>
+    </w:rPr>
+  </w:style>
 </w:styles>
 </file>
 
